--- a/deliverable-docs/7. AI Usage Report.docx
+++ b/deliverable-docs/7. AI Usage Report.docx
@@ -230,7 +230,13 @@
           </w:tcPr>
           <w:p>
             <w:r>
-              <w:t xml:space="preserve">Done analysis through Calude Code whether we are using Redpanda as event </w:t>
+              <w:t>Done analysis through C</w:t>
+            </w:r>
+            <w:r>
+              <w:t>la</w:t>
+            </w:r>
+            <w:r>
+              <w:t xml:space="preserve">ude Code whether we are using Redpanda as event </w:t>
             </w:r>
             <w:r>
               <w:lastRenderedPageBreak/>
@@ -319,6 +325,11 @@
         </w:tc>
       </w:tr>
     </w:tbl>
+    <w:p>
+      <w:pPr>
+        <w:pStyle w:val="Heading2"/>
+      </w:pPr>
+    </w:p>
     <w:p>
       <w:pPr>
         <w:pStyle w:val="Heading2"/>
@@ -573,6 +584,11 @@
       <w:pPr>
         <w:pStyle w:val="Heading2"/>
       </w:pPr>
+    </w:p>
+    <w:p>
+      <w:pPr>
+        <w:pStyle w:val="Heading2"/>
+      </w:pPr>
       <w:r>
         <w:t>Entry 4 — Scaffold Prototype — Student Service</w:t>
       </w:r>
@@ -698,11 +714,11 @@
           </w:tcPr>
           <w:p>
             <w:r>
-              <w:t xml:space="preserve">Generated: src/index.js (Express app, CORS, /health endpoint), src/config/db.js (Mongoose connect), src/middleware/auth.js (JWT verify), src/models/Student.js (name, email, studentId, programme + timestamps), src/routes/students.js (POST /api/students, GET /api/students/:id, GET /api/students), Dockerfile (node:20-alpine), package.json (express, mongoose, jsonwebtoken, cors, </w:t>
+              <w:t xml:space="preserve">Generated: src/index.js (Express app, CORS, /health endpoint), src/config/db.js (Mongoose connect), src/middleware/auth.js (JWT verify), </w:t>
             </w:r>
             <w:r>
               <w:lastRenderedPageBreak/>
-              <w:t>dotenv).</w:t>
+              <w:t>src/models/Student.js (name, email, studentId, programme + timestamps), src/routes/students.js (POST /api/students, GET /api/students/:id, GET /api/students), Dockerfile (node:20-alpine), package.json (express, mongoose, jsonwebtoken, cors, dotenv).</w:t>
             </w:r>
           </w:p>
         </w:tc>
